--- a/Fase 2/Evidencias Individuales/Salvatierra_Jose_2.1_APT122_DiarioReflexionFase2.docx
+++ b/Fase 2/Evidencias Individuales/Salvatierra_Jose_2.1_APT122_DiarioReflexionFase2.docx
@@ -121,23 +121,7 @@
                 <w:sz w:val="24"/>
                 <w:szCs w:val="24"/>
               </w:rPr>
-              <w:t xml:space="preserve">Esta pauta tiene como objetivo ayudarte a monitorear el desarrollo de tu Proyecto APT, reflexionando sobre tus avances de acuerdo con lo planificado en la fase anterior y recibiendo retroalimentación de tus pares y docentes que te permita hacer los ajustes necesarios para cumplir con los objetivos de tu proyecto. Esta pauta debe ser respondida </w:t>
-            </w:r>
-            <w:r>
-              <w:rPr>
-                <w:rFonts w:eastAsiaTheme="majorEastAsia"/>
-                <w:sz w:val="24"/>
-                <w:szCs w:val="24"/>
-              </w:rPr>
-              <w:t>con tu grupo</w:t>
-            </w:r>
-            <w:r>
-              <w:rPr>
-                <w:rFonts w:eastAsiaTheme="majorEastAsia"/>
-                <w:sz w:val="24"/>
-                <w:szCs w:val="24"/>
-              </w:rPr>
-              <w:t xml:space="preserve">. </w:t>
+              <w:t xml:space="preserve">Esta pauta tiene como objetivo ayudarte a monitorear el desarrollo de tu Proyecto APT, reflexionando sobre tus avances de acuerdo con lo planificado en la fase anterior y recibiendo retroalimentación de tus pares y docentes que te permita hacer los ajustes necesarios para cumplir con los objetivos de tu proyecto. Esta pauta debe ser respondida con tu grupo. </w:t>
             </w:r>
           </w:p>
         </w:tc>
@@ -197,23 +181,7 @@
                 <w:sz w:val="24"/>
                 <w:szCs w:val="24"/>
               </w:rPr>
-              <w:t xml:space="preserve">Puedes completar esta guía y, posteriormente, cargarla en la sección de reflexión de la Fase </w:t>
-            </w:r>
-            <w:r>
-              <w:rPr>
-                <w:rFonts w:eastAsiaTheme="majorEastAsia"/>
-                <w:sz w:val="24"/>
-                <w:szCs w:val="24"/>
-              </w:rPr>
-              <w:t>2</w:t>
-            </w:r>
-            <w:r>
-              <w:rPr>
-                <w:rFonts w:eastAsiaTheme="majorEastAsia"/>
-                <w:sz w:val="24"/>
-                <w:szCs w:val="24"/>
-              </w:rPr>
-              <w:t>, para retroalimentación de tu docente.</w:t>
+              <w:t xml:space="preserve">Puedes completar esta guía y, posteriormente, cargarla en la sección de reflexión de la Fase 2, para retroalimentación de tu docente.</w:t>
             </w:r>
           </w:p>
         </w:tc>
@@ -369,7 +337,7 @@
           <w:sz w:val="24"/>
           <w:szCs w:val="24"/>
         </w:rPr>
-        <w:t>Sí, en lo esencial. Como grupo completamos los Sprints 1 a 3 dentro de las semanas 1 a 10. En mi parte, el frontend, quedó listo el dashboard en Next.js: listado de lotes, detalle de cada lote con franja de cumplimiento, desglose por transportista, gráficos de multa y de atraso, y tabla de guías con filtros, búsqueda y descarga en CSV. El Sprint 1 se extendió a seis semanas, como ya preveía el plan, porque el backend se retomó desde cero. Los Sprints 4 y 5 aún no comienzan, porque corresponden a las semanas 11 a 15.</w:t>
+        <w:t xml:space="preserve">En lo esencial sí, aunque con ajustes. Como grupo completamos los Sprints 1 a 3 dentro de las semanas 1 a 10. En mi parte, el frontend, quedó listo el dashboard en Next.js: listado de lotes, detalle de cada lote con franja de cumplimiento, desglose por transportista y tabla de guías con filtros, búsqueda, paginación y descarga en CSV. El Sprint 1 se extendió a seis semanas, como ya preveía el plan, porque el backend se retomó desde cero, y en el Sprint 3 comprometimos 36 puntos y logramos 20, así que los gráficos de multa y de atraso y el módulo de IA pasaron al Sprint 4. Además, la clase del 13 de octubre se suspendió por un temporal y la del 20 de octubre fue en línea, dedicada a preparar la presentación de la Fase 2, por lo que el Sprint 4 parte el 28 de octubre y el Sprint 5 va del 10 al 16 de noviembre, para que el proyecto esté terminado y funcionando el 17 de noviembre.</w:t>
       </w:r>
     </w:p>
     <w:p>
@@ -540,7 +508,7 @@
           <w:sz w:val="24"/>
           <w:szCs w:val="24"/>
         </w:rPr>
-        <w:t>Frente al retraso del Sprint 1 seguimos el plan, que ya consideraba extenderlo a seis semanas, y priorizamos el motor de auditoría antes que el pulido visual. Para las pruebas del frontend reemplazamos Jest por el runner nativo de Node.js (node:test), que no necesita dependencias adicionales, y decidimos hacer los gráficos con HTML y CSS, sin librería externa. Para los problemas de instalación usamos un script de inicio que verifica versiones y registra los errores.</w:t>
+        <w:t xml:space="preserve">Frente al retraso del Sprint 1 seguimos el plan, que ya consideraba extenderlo a seis semanas, y priorizamos el motor de auditoría antes que el pulido visual. Frente al sobrecompromiso del Sprint 3, trasladamos los gráficos al Sprint 4 y vamos a planificar con nuestra velocidad real. Para las pruebas del frontend decidimos usar el runner nativo de Node.js (node:test) en lugar de Jest, porque no necesita dependencias adicionales, e hicimos la franja de cumplimiento con HTML y CSS, sin librería externa. Para los problemas de instalación usamos un script de inicio que verifica versiones y registra los errores.</w:t>
       </w:r>
     </w:p>
     <w:p>
@@ -557,7 +525,7 @@
           <w:sz w:val="24"/>
           <w:szCs w:val="24"/>
         </w:rPr>
-        <w:t>En el Sprint 4 me corresponde escribir las pruebas E2E con Playwright: planeo hacerlas primero contra el ambiente local y luego ejecutarlas contra el ambiente desplegado, para detectar fallas sin depender de que la nube esté lista.</w:t>
+        <w:t xml:space="preserve">En el Sprint 4 me corresponden los gráficos de multa y de atraso y las pruebas del frontend con node:test, y en el Sprint 5, las pruebas E2E con Playwright: planeo hacerlas primero contra el ambiente local y luego ejecutarlas contra el ambiente desplegado, para detectar fallas sin depender de que la nube esté lista.</w:t>
       </w:r>
     </w:p>
     <w:p>
@@ -646,39 +614,7 @@
                 <w:sz w:val="24"/>
                 <w:szCs w:val="24"/>
               </w:rPr>
-              <w:t>¿Cómo evalúas tu</w:t>
-            </w:r>
-            <w:r>
-              <w:rPr>
-                <w:rFonts w:eastAsiaTheme="majorEastAsia"/>
-                <w:sz w:val="24"/>
-                <w:szCs w:val="24"/>
-              </w:rPr>
-              <w:t xml:space="preserve"> trabajo</w:t>
-            </w:r>
-            <w:r>
-              <w:rPr>
-                <w:rFonts w:eastAsiaTheme="majorEastAsia"/>
-                <w:sz w:val="24"/>
-                <w:szCs w:val="24"/>
-              </w:rPr>
-              <w:t>? ¿Qué destacas y qué podrías hacer para mejorar tu</w:t>
-            </w:r>
-            <w:r>
-              <w:rPr>
-                <w:rFonts w:eastAsiaTheme="majorEastAsia"/>
-                <w:sz w:val="24"/>
-                <w:szCs w:val="24"/>
-              </w:rPr>
-              <w:t xml:space="preserve"> trabajo</w:t>
-            </w:r>
-            <w:r>
-              <w:rPr>
-                <w:rFonts w:eastAsiaTheme="majorEastAsia"/>
-                <w:sz w:val="24"/>
-                <w:szCs w:val="24"/>
-              </w:rPr>
-              <w:t xml:space="preserve">? </w:t>
+              <w:t xml:space="preserve">¿Cómo evalúas tu trabajo? ¿Qué destacas y qué podrías hacer para mejorar tu trabajo? </w:t>
             </w:r>
           </w:p>
           <w:p>
@@ -742,7 +678,7 @@
           <w:sz w:val="24"/>
           <w:szCs w:val="24"/>
         </w:rPr>
-        <w:t>Evalúo mi trabajo de forma positiva. Destaco haber dejado el dashboard completo y funcional dentro del plazo, con filtros, búsqueda, gráficos y descarga en CSV, y las 13 pruebas automatizadas del frontend que cubren la lógica de la interfaz.</w:t>
+        <w:t xml:space="preserve">Evalúo mi trabajo de forma positiva. Destaco haber dejado el dashboard funcional dentro del plazo, con la franja de cumplimiento, el desglose por transportista, filtros, búsqueda, paginación y una descarga en CSV que neutraliza los textos que Excel interpretaría como fórmulas.</w:t>
       </w:r>
     </w:p>
     <w:p>
@@ -759,7 +695,7 @@
           <w:sz w:val="24"/>
           <w:szCs w:val="24"/>
         </w:rPr>
-        <w:t>Para mejorar, debo comenzar a preparar con anticipación las pruebas E2E, que aún están pendientes y son parte del Sprint 4, mantener mis historias de usuario en Jira y mis Pull Requests al día, y aprender lo necesario de Playwright antes de que se acerque la fecha.</w:t>
+        <w:t xml:space="preserve">Para mejorar, debo planificar cada sprint con nuestra velocidad real, comenzar con anticipación las pruebas del frontend (Sprint 4) y las pruebas E2E (Sprint 5), que aún están pendientes, mantener mis historias de usuario en Jira y mis Pull Requests al día, y aprender lo necesario de Playwright antes de que se acerque la fecha.</w:t>
       </w:r>
     </w:p>
     <w:p>
@@ -1094,7 +1030,7 @@
           <w:sz w:val="24"/>
           <w:szCs w:val="24"/>
         </w:rPr>
-        <w:t>No creemos necesario redistribuir las actividades: los roles se mantienen según el plan de trabajo. Yo continúo con el frontend y el dashboard y, en el Sprint 4, con las pruebas E2E; Sebastián continúa con el backend, la base de datos, el módulo de IA y GCP con CI/CD.</w:t>
+        <w:t xml:space="preserve">No creemos necesario redistribuir las actividades: los roles se mantienen según el plan de trabajo. Yo continúo con el frontend: los gráficos y las pruebas del frontend en el Sprint 4, y las pruebas E2E en el Sprint 5. Sebastián continúa con el backend y la base de datos: el módulo de IA, PostgreSQL y Docker en el Sprint 4, y GCP con CI/CD en el Sprint 5.</w:t>
       </w:r>
     </w:p>
     <w:p>
@@ -1169,15 +1105,7 @@
                 <w:sz w:val="24"/>
                 <w:szCs w:val="24"/>
               </w:rPr>
-              <w:t>6</w:t>
-            </w:r>
-            <w:r>
-              <w:rPr>
-                <w:rFonts w:eastAsiaTheme="majorEastAsia"/>
-                <w:sz w:val="24"/>
-                <w:szCs w:val="24"/>
-              </w:rPr>
-              <w:t>. APT  grupal</w:t>
+              <w:t>6. APT  grupal</w:t>
             </w:r>
           </w:p>
         </w:tc>
